--- a/career-reset-side-business/CAREER_RESET_30万プログラム設計＋販売ページ改訂.docx
+++ b/career-reset-side-business/CAREER_RESET_30万プログラム設計＋販売ページ改訂.docx
@@ -30,10 +30,10 @@
           <w:b/>
           <w:bCs/>
           <w:color w:val="591826"/>
-          <w:sz w:val="28"/>
-          <w:szCs w:val="28"/>
+          <w:sz w:val="26"/>
+          <w:szCs w:val="26"/>
         </w:rPr>
-        <w:t xml:space="preserve">30万円「90日個別サポートプログラム」設計＋メンバーペイ販売ページ（改訂版）</w:t>
+        <w:t xml:space="preserve">30万円プログラム設計（面談1回＋非ライブ支援）＋メンバーペイ販売ページ（改訂版）</w:t>
       </w:r>
     </w:p>
     <w:p>
@@ -81,7 +81,7 @@
           <w:sz w:val="20"/>
           <w:szCs w:val="20"/>
         </w:rPr>
-        <w:t xml:space="preserve">「読むだけのPDF（30万円）」は価格と価値の差が大きく売りづらい・トラブルになりやすいため、教材をベースに“90日の個別伴走”を付けて「プログラム」に再設計します。これで30万円の説明がつき、面談での成約率も上がり、返金・苦情リスクも下がります。</w:t>
+        <w:t xml:space="preserve">ライブ面談は「購入時90分×1回」に固定。そのうえで、あなたの都合で提供できる“非ライブ（記述・動画・メール）”の支援を足して、90日間の価値を担保します。これにより、ライブ工数を増やさずに30万円の説明力・満足度・返金リスク低減を両立します。</w:t>
       </w:r>
     </w:p>
     <w:p>
@@ -328,7 +328,7 @@
                 <w:sz w:val="19"/>
                 <w:szCs w:val="19"/>
               </w:rPr>
-              <w:t xml:space="preserve">② 初回個別面談</w:t>
+              <w:t xml:space="preserve">② 個別セッション（1回・90分）</w:t>
             </w:r>
           </w:p>
         </w:tc>
@@ -358,7 +358,7 @@
                 <w:sz w:val="19"/>
                 <w:szCs w:val="19"/>
               </w:rPr>
-              <w:t xml:space="preserve">オンライン90分：現状の棚卸しと方向性の設計</w:t>
+              <w:t xml:space="preserve">ご購入時に実施：現状の棚卸し／方向性の設計／90日の進め方の設計</w:t>
             </w:r>
           </w:p>
         </w:tc>
@@ -388,7 +388,7 @@
                 <w:sz w:val="19"/>
                 <w:szCs w:val="19"/>
               </w:rPr>
-              <w:t xml:space="preserve">“自分ごと”に落とす</w:t>
+              <w:t xml:space="preserve">“自分ごと”に落とす（ライブは1回）</w:t>
             </w:r>
           </w:p>
         </w:tc>
@@ -420,7 +420,7 @@
                 <w:sz w:val="19"/>
                 <w:szCs w:val="19"/>
               </w:rPr>
-              <w:t xml:space="preserve">③ フォロー面談 ×3</w:t>
+              <w:t xml:space="preserve">③ 個別カルテ／アクションプラン</w:t>
             </w:r>
           </w:p>
         </w:tc>
@@ -450,7 +450,7 @@
                 <w:sz w:val="19"/>
                 <w:szCs w:val="19"/>
               </w:rPr>
-              <w:t xml:space="preserve">各60分・90日間：進捗確認と軌道修正</w:t>
+              <w:t xml:space="preserve">事前ヒアリング→あなた専用の整理を「記述」でお渡し（一度きり）</w:t>
             </w:r>
           </w:p>
         </w:tc>
@@ -480,7 +480,7 @@
                 <w:sz w:val="19"/>
                 <w:szCs w:val="19"/>
               </w:rPr>
-              <w:t xml:space="preserve">継続と実行支援</w:t>
+              <w:t xml:space="preserve">意思決定を形に（非ライブ）</w:t>
             </w:r>
           </w:p>
         </w:tc>
@@ -512,7 +512,7 @@
                 <w:sz w:val="19"/>
                 <w:szCs w:val="19"/>
               </w:rPr>
-              <w:t xml:space="preserve">④ 質問サポート</w:t>
+              <w:t xml:space="preserve">④ 90日メール質問サポート</w:t>
             </w:r>
           </w:p>
         </w:tc>
@@ -542,7 +542,7 @@
                 <w:sz w:val="19"/>
                 <w:szCs w:val="19"/>
               </w:rPr>
-              <w:t xml:space="preserve">90日間チャット/メール</w:t>
+              <w:t xml:space="preserve">期間中のご質問に回答（目安◯営業日以内・回数上限は要設定）</w:t>
             </w:r>
           </w:p>
         </w:tc>
@@ -572,7 +572,7 @@
                 <w:sz w:val="19"/>
                 <w:szCs w:val="19"/>
               </w:rPr>
-              <w:t xml:space="preserve">詰まりを都度解消</w:t>
+              <w:t xml:space="preserve">詰まりを都度解消（非ライブ）</w:t>
             </w:r>
           </w:p>
         </w:tc>
@@ -604,7 +604,7 @@
                 <w:sz w:val="19"/>
                 <w:szCs w:val="19"/>
               </w:rPr>
-              <w:t xml:space="preserve">⑤ 個別アクションプラン</w:t>
+              <w:t xml:space="preserve">⑤ 動画・音声解説</w:t>
             </w:r>
           </w:p>
         </w:tc>
@@ -634,7 +634,7 @@
                 <w:sz w:val="19"/>
                 <w:szCs w:val="19"/>
               </w:rPr>
-              <w:t xml:space="preserve">面談をもとにあなた専用の整理シートを作成</w:t>
+              <w:t xml:space="preserve">事前収録：教材の要点、失業手当・傷病手当金のポイント</w:t>
             </w:r>
           </w:p>
         </w:tc>
@@ -664,7 +664,7 @@
                 <w:sz w:val="19"/>
                 <w:szCs w:val="19"/>
               </w:rPr>
-              <w:t xml:space="preserve">意思決定を形に</w:t>
+              <w:t xml:space="preserve">繰り返し学べる（工数一定）</w:t>
             </w:r>
           </w:p>
         </w:tc>
@@ -696,7 +696,7 @@
                 <w:sz w:val="19"/>
                 <w:szCs w:val="19"/>
               </w:rPr>
-              <w:t xml:space="preserve">⑥ 副業の壁打ち</w:t>
+              <w:t xml:space="preserve">⑥ テンプレ／チェックリスト</w:t>
             </w:r>
           </w:p>
         </w:tc>
@@ -726,7 +726,7 @@
                 <w:sz w:val="19"/>
                 <w:szCs w:val="19"/>
               </w:rPr>
-              <w:t xml:space="preserve">EC含む選択肢を一緒に比較（勧誘はしない）</w:t>
+              <w:t xml:space="preserve">退職前後の段取り確認など</w:t>
             </w:r>
           </w:p>
         </w:tc>
@@ -756,7 +756,7 @@
                 <w:sz w:val="19"/>
                 <w:szCs w:val="19"/>
               </w:rPr>
-              <w:t xml:space="preserve">納得して選ぶ</w:t>
+              <w:t xml:space="preserve">手戻り防止</w:t>
             </w:r>
           </w:p>
         </w:tc>
@@ -788,7 +788,7 @@
                 <w:sz w:val="19"/>
                 <w:szCs w:val="19"/>
               </w:rPr>
-              <w:t xml:space="preserve">⑦ テンプレ／チェックリスト</w:t>
+              <w:t xml:space="preserve">⑦ 30日返金保証</w:t>
             </w:r>
           </w:p>
         </w:tc>
@@ -818,7 +818,7 @@
                 <w:sz w:val="19"/>
                 <w:szCs w:val="19"/>
               </w:rPr>
-              <w:t xml:space="preserve">退職前後の段取り確認など</w:t>
+              <w:t xml:space="preserve">セッション受講後に満足なければ30日以内の申出で全額返金</w:t>
             </w:r>
           </w:p>
         </w:tc>
@@ -848,98 +848,6 @@
                 <w:sz w:val="19"/>
                 <w:szCs w:val="19"/>
               </w:rPr>
-              <w:t xml:space="preserve">手戻り防止</w:t>
-            </w:r>
-          </w:p>
-        </w:tc>
-      </w:tr>
-      <w:tr>
-        <w:tc>
-          <w:tcPr>
-            <w:tcW w:type="dxa" w:w="3212"/>
-            <w:shd w:fill="F6EFE3" w:color="auto" w:val="clear"/>
-            <w:tcMar>
-              <w:top w:type="dxa" w:w="80"/>
-              <w:left w:type="dxa" w:w="130"/>
-              <w:bottom w:type="dxa" w:w="80"/>
-              <w:right w:type="dxa" w:w="110"/>
-            </w:tcMar>
-            <w:vAlign w:val="center"/>
-          </w:tcPr>
-          <w:p>
-            <w:pPr>
-              <w:spacing w:after="0" w:line="300" w:lineRule="auto"/>
-              <w:jc w:val="left"/>
-            </w:pPr>
-            <w:r>
-              <w:rPr>
-                <w:rFonts w:ascii="Georgia" w:eastAsia="游明朝" w:hAnsi="Georgia"/>
-                <w:b w:val="false"/>
-                <w:bCs w:val="false"/>
-                <w:color w:val="23201F"/>
-                <w:sz w:val="19"/>
-                <w:szCs w:val="19"/>
-              </w:rPr>
-              <w:t xml:space="preserve">⑧ 30日返金保証</w:t>
-            </w:r>
-          </w:p>
-        </w:tc>
-        <w:tc>
-          <w:tcPr>
-            <w:tcW w:type="dxa" w:w="3212"/>
-            <w:shd w:fill="F6EFE3" w:color="auto" w:val="clear"/>
-            <w:tcMar>
-              <w:top w:type="dxa" w:w="80"/>
-              <w:left w:type="dxa" w:w="130"/>
-              <w:bottom w:type="dxa" w:w="80"/>
-              <w:right w:type="dxa" w:w="110"/>
-            </w:tcMar>
-            <w:vAlign w:val="center"/>
-          </w:tcPr>
-          <w:p>
-            <w:pPr>
-              <w:spacing w:after="0" w:line="300" w:lineRule="auto"/>
-              <w:jc w:val="left"/>
-            </w:pPr>
-            <w:r>
-              <w:rPr>
-                <w:rFonts w:ascii="Georgia" w:eastAsia="游明朝" w:hAnsi="Georgia"/>
-                <w:b w:val="false"/>
-                <w:bCs w:val="false"/>
-                <w:color w:val="23201F"/>
-                <w:sz w:val="19"/>
-                <w:szCs w:val="19"/>
-              </w:rPr>
-              <w:t xml:space="preserve">初回面談後に満足なければ30日以内の申出で全額返金</w:t>
-            </w:r>
-          </w:p>
-        </w:tc>
-        <w:tc>
-          <w:tcPr>
-            <w:tcW w:type="dxa" w:w="3212"/>
-            <w:shd w:fill="F6EFE3" w:color="auto" w:val="clear"/>
-            <w:tcMar>
-              <w:top w:type="dxa" w:w="80"/>
-              <w:left w:type="dxa" w:w="130"/>
-              <w:bottom w:type="dxa" w:w="80"/>
-              <w:right w:type="dxa" w:w="110"/>
-            </w:tcMar>
-            <w:vAlign w:val="center"/>
-          </w:tcPr>
-          <w:p>
-            <w:pPr>
-              <w:spacing w:after="0" w:line="300" w:lineRule="auto"/>
-              <w:jc w:val="left"/>
-            </w:pPr>
-            <w:r>
-              <w:rPr>
-                <w:rFonts w:ascii="Georgia" w:eastAsia="游明朝" w:hAnsi="Georgia"/>
-                <w:b w:val="false"/>
-                <w:bCs w:val="false"/>
-                <w:color w:val="23201F"/>
-                <w:sz w:val="19"/>
-                <w:szCs w:val="19"/>
-              </w:rPr>
               <w:t xml:space="preserve">高額の安心設計</w:t>
             </w:r>
           </w:p>
@@ -952,22 +860,6 @@
       </w:pPr>
       <w:r>
         <w:t xml:space="preserve"/>
-      </w:r>
-    </w:p>
-    <w:p>
-      <w:pPr>
-        <w:spacing w:after="50" w:before="140"/>
-      </w:pPr>
-      <w:r>
-        <w:rPr>
-          <w:rFonts w:ascii="Segoe UI" w:eastAsia="游ゴシック" w:hAnsi="Segoe UI"/>
-          <w:b/>
-          <w:bCs/>
-          <w:color w:val="591826"/>
-          <w:sz w:val="20"/>
-          <w:szCs w:val="20"/>
-        </w:rPr>
-        <w:t xml:space="preserve">■ このプログラムが“しないこと”（重要な線引き）</w:t>
       </w:r>
     </w:p>
     <w:tbl>
@@ -1004,6 +896,22 @@
           </w:tcPr>
           <w:p>
             <w:pPr>
+              <w:spacing w:after="50" w:before="0"/>
+            </w:pPr>
+            <w:r>
+              <w:rPr>
+                <w:rFonts w:ascii="Segoe UI" w:eastAsia="游ゴシック" w:hAnsi="Segoe UI"/>
+                <w:b/>
+                <w:bCs/>
+                <w:color w:val="591826"/>
+                <w:sz w:val="19"/>
+                <w:szCs w:val="19"/>
+              </w:rPr>
+              <w:t xml:space="preserve">正直な補足</w:t>
+            </w:r>
+          </w:p>
+          <w:p>
+            <w:pPr>
               <w:spacing w:after="50" w:line="340" w:lineRule="auto"/>
               <w:ind w:left="260" w:hanging="260"/>
             </w:pPr>
@@ -1014,9 +922,68 @@
                 <w:sz w:val="19"/>
                 <w:szCs w:val="19"/>
               </w:rPr>
-              <w:t xml:space="preserve">・雇用保険・健康保険・税などの「個別の受給可否の判断」「手続き代行」は行わない（社会保険労務士・税理士・弁護士等の領域）。本プログラムは“情報整理と選択肢提示”までを伴走し、確認先（ハローワーク・協会けんぽ・年金事務所・自治体・専門家）へ案内する。※無資格での個別判断・代行は法令抵触リスクがあるため、ここは必ず線を引く。</w:t>
-            </w:r>
-          </w:p>
+              <w:t xml:space="preserve">・ライブ面談1回＋教材で30万円は、価値づけとしては強気の部類です。上の「非ライブ支援＋返金保証＋実績・お客様の声（実在のみ）」をしっかり用意することが前提になります。立ち上げ期は、モニター価格や強い保証で信頼を補うのも有効です。</w:t>
+            </w:r>
+          </w:p>
+        </w:tc>
+      </w:tr>
+    </w:tbl>
+    <w:p>
+      <w:pPr>
+        <w:spacing w:after="120"/>
+      </w:pPr>
+      <w:r>
+        <w:t xml:space="preserve"/>
+      </w:r>
+    </w:p>
+    <w:p>
+      <w:pPr>
+        <w:spacing w:after="50" w:before="140"/>
+      </w:pPr>
+      <w:r>
+        <w:rPr>
+          <w:rFonts w:ascii="Segoe UI" w:eastAsia="游ゴシック" w:hAnsi="Segoe UI"/>
+          <w:b/>
+          <w:bCs/>
+          <w:color w:val="591826"/>
+          <w:sz w:val="20"/>
+          <w:szCs w:val="20"/>
+        </w:rPr>
+        <w:t xml:space="preserve">■ このプログラムが“しないこと”（重要な線引き）</w:t>
+      </w:r>
+    </w:p>
+    <w:tbl>
+      <w:tblPr>
+        <w:tblW w:type="dxa" w:w="9638"/>
+        <w:tblBorders>
+          <w:top w:val="single" w:color="F6EFE3" w:sz="4"/>
+          <w:left w:val="single" w:color="F6EFE3" w:sz="4"/>
+          <w:bottom w:val="single" w:color="F6EFE3" w:sz="4"/>
+          <w:right w:val="single" w:color="F6EFE3" w:sz="4"/>
+          <w:insideH w:val="single" w:color="auto" w:sz="4"/>
+          <w:insideV w:val="single" w:color="auto" w:sz="4"/>
+        </w:tblBorders>
+      </w:tblPr>
+      <w:tblGrid>
+        <w:gridCol w:w="9638"/>
+      </w:tblGrid>
+      <w:tr>
+        <w:tc>
+          <w:tcPr>
+            <w:tcBorders>
+              <w:top w:val="single" w:color="F6EFE3" w:sz="4"/>
+              <w:left w:val="single" w:color="7A2233" w:sz="26"/>
+              <w:bottom w:val="single" w:color="F6EFE3" w:sz="4"/>
+              <w:right w:val="single" w:color="F6EFE3" w:sz="4"/>
+            </w:tcBorders>
+            <w:shd w:fill="F6EFE3" w:color="auto" w:val="clear"/>
+            <w:tcMar>
+              <w:top w:type="dxa" w:w="180"/>
+              <w:left w:type="dxa" w:w="240"/>
+              <w:bottom w:type="dxa" w:w="180"/>
+              <w:right w:type="dxa" w:w="220"/>
+            </w:tcMar>
+          </w:tcPr>
           <w:p>
             <w:pPr>
               <w:spacing w:after="50" w:line="340" w:lineRule="auto"/>
@@ -1029,7 +996,7 @@
                 <w:sz w:val="19"/>
                 <w:szCs w:val="19"/>
               </w:rPr>
-              <w:t xml:space="preserve">・収入増・給付金の受給・副業やECの収益を「保証」しない。プログラムの成果は「思考の整理と意思決定の支援」であって、金銭的成果ではない。</w:t>
+              <w:t xml:space="preserve">・雇用保険・健康保険・税などの「個別の受給可否の判断」「手続き代行」は行わない（社会保険労務士・税理士・弁護士等の領域）。情報整理と選択肢提示までを伴走し、確認先（ハローワーク・協会けんぽ・年金事務所・自治体・専門家）へ案内する。無資格での個別判断・代行は法令抵触リスクがあるため必ず線を引く。</w:t>
             </w:r>
           </w:p>
           <w:p>
@@ -1044,7 +1011,22 @@
                 <w:sz w:val="19"/>
                 <w:szCs w:val="19"/>
               </w:rPr>
-              <w:t xml:space="preserve">・EC（fedick等）は希望者のみ紹介。契約を勧誘しない。紹介料を受け取る場合は事実を開示。プログラムの価値をEC収入に結びつけない（“EC前提の高額プログラム”にしない）。</w:t>
+              <w:t xml:space="preserve">・収入増・給付金の受給・副業やECの収益を「保証」しない。成果は「思考の整理と意思決定の支援」であって金銭的成果ではない。</w:t>
+            </w:r>
+          </w:p>
+          <w:p>
+            <w:pPr>
+              <w:spacing w:after="50" w:line="340" w:lineRule="auto"/>
+              <w:ind w:left="260" w:hanging="260"/>
+            </w:pPr>
+            <w:r>
+              <w:rPr>
+                <w:rFonts w:ascii="Georgia" w:eastAsia="游明朝" w:hAnsi="Georgia"/>
+                <w:color w:val="23201F"/>
+                <w:sz w:val="19"/>
+                <w:szCs w:val="19"/>
+              </w:rPr>
+              <w:t xml:space="preserve">・EC（fedick等）は希望者のみ紹介。勧誘しない。紹介料を受け取る場合は開示。プログラムの価値をEC収入に結びつけない。</w:t>
             </w:r>
           </w:p>
         </w:tc>
@@ -1085,7 +1067,7 @@
           <w:sz w:val="20"/>
           <w:szCs w:val="20"/>
         </w:rPr>
-        <w:t xml:space="preserve">300,000円（税込）＝「90日の個別伴走（面談4回＋サポート＋個別プラン＋保証）」の対価として提示します。分割の可否はメンバーペイの決済仕様に依存します。価格の納得度は、提供者（安藤様）の専門性・実績・お客様の声（実在・許可済みのみ）が支えます。可能ならプロフィールや実績の明示を。</w:t>
+        <w:t xml:space="preserve">300,000円（税込）＝「教材＋個別セッション1回（90分）＋個別カルテ＋90日メール質問サポート＋動画・音声解説＋30日返金保証」の総合対価。ライブは1回でも、記述カルテ・動画・メールで継続的な支援価値を担保します。納得度は提供者（安藤様）の専門性・実績・お客様の声（実在・許可済みのみ）が支えます。</w:t>
       </w:r>
     </w:p>
     <w:p>
@@ -1199,7 +1181,7 @@
                 <w:sz w:val="19"/>
                 <w:szCs w:val="19"/>
               </w:rPr>
-              <w:t xml:space="preserve">読むだけで終わらせない。3人のケース教材をベースに、あなたの状況に合わせて「今の仕事を続ける・転職する・会社員＋副業・退職後の選択肢」を、個別面談で一緒に整理します。退職前後のお金（失業手当・傷病手当金・健康保険・年金・住民税）の“考え方”も、あなたのケースに当てはめて確認。90日で、自分なりの方針とアクションプランを持てる状態を目指します。</w:t>
+              <w:t xml:space="preserve">読むだけで終わらせない。3人のケース教材をベースに、あなたの状況に合わせて「今の仕事を続ける・転職する・会社員＋副業・退職後の選択肢」を整理します。ご購入時の個別セッション（90分）で方向性を一緒に設計し、その後は個別カルテ・動画解説・90日のメール質問サポートで、あなたのペースの実行を支えます。</w:t>
             </w:r>
           </w:p>
           <w:p>
@@ -1254,63 +1236,49 @@
                 <w:sz w:val="19"/>
                 <w:szCs w:val="19"/>
               </w:rPr>
-              <w:t xml:space="preserve">・初回個別面談（オンライン90分）：現状の棚卸しと方向性の設計</w:t>
-            </w:r>
-          </w:p>
-          <w:p>
-            <w:pPr>
-              <w:spacing w:after="60" w:line="350" w:lineRule="auto"/>
-            </w:pPr>
-            <w:r>
-              <w:rPr>
-                <w:rFonts w:ascii="Georgia" w:eastAsia="游明朝" w:hAnsi="Georgia"/>
-                <w:color w:val="23201F"/>
-                <w:sz w:val="19"/>
-                <w:szCs w:val="19"/>
-              </w:rPr>
-              <w:t xml:space="preserve">・フォロー面談 ×3回（各60分・90日間）：進み具合の確認と軌道修正</w:t>
-            </w:r>
-          </w:p>
-          <w:p>
-            <w:pPr>
-              <w:spacing w:after="60" w:line="350" w:lineRule="auto"/>
-            </w:pPr>
-            <w:r>
-              <w:rPr>
-                <w:rFonts w:ascii="Georgia" w:eastAsia="游明朝" w:hAnsi="Georgia"/>
-                <w:color w:val="23201F"/>
-                <w:sz w:val="19"/>
-                <w:szCs w:val="19"/>
-              </w:rPr>
-              <w:t xml:space="preserve">・90日間の質問サポート（チャット／メール）</w:t>
-            </w:r>
-          </w:p>
-          <w:p>
-            <w:pPr>
-              <w:spacing w:after="60" w:line="350" w:lineRule="auto"/>
-            </w:pPr>
-            <w:r>
-              <w:rPr>
-                <w:rFonts w:ascii="Georgia" w:eastAsia="游明朝" w:hAnsi="Georgia"/>
-                <w:color w:val="23201F"/>
-                <w:sz w:val="19"/>
-                <w:szCs w:val="19"/>
-              </w:rPr>
-              <w:t xml:space="preserve">・あなた専用のアクションプラン作成（面談内容をもとに整理）</w:t>
-            </w:r>
-          </w:p>
-          <w:p>
-            <w:pPr>
-              <w:spacing w:after="60" w:line="350" w:lineRule="auto"/>
-            </w:pPr>
-            <w:r>
-              <w:rPr>
-                <w:rFonts w:ascii="Georgia" w:eastAsia="游明朝" w:hAnsi="Georgia"/>
-                <w:color w:val="23201F"/>
-                <w:sz w:val="19"/>
-                <w:szCs w:val="19"/>
-              </w:rPr>
-              <w:t xml:space="preserve">・副業（EC含む）の方向性の壁打ち</w:t>
+              <w:t xml:space="preserve">・個別オンラインセッション（90分・1回）：ご購入時に、現状の棚卸しと方向性を一緒に設計</w:t>
+            </w:r>
+          </w:p>
+          <w:p>
+            <w:pPr>
+              <w:spacing w:after="60" w:line="350" w:lineRule="auto"/>
+            </w:pPr>
+            <w:r>
+              <w:rPr>
+                <w:rFonts w:ascii="Georgia" w:eastAsia="游明朝" w:hAnsi="Georgia"/>
+                <w:color w:val="23201F"/>
+                <w:sz w:val="19"/>
+                <w:szCs w:val="19"/>
+              </w:rPr>
+              <w:t xml:space="preserve">・あなた専用の個別カルテ／アクションプラン（記述でお渡し）</w:t>
+            </w:r>
+          </w:p>
+          <w:p>
+            <w:pPr>
+              <w:spacing w:after="60" w:line="350" w:lineRule="auto"/>
+            </w:pPr>
+            <w:r>
+              <w:rPr>
+                <w:rFonts w:ascii="Georgia" w:eastAsia="游明朝" w:hAnsi="Georgia"/>
+                <w:color w:val="23201F"/>
+                <w:sz w:val="19"/>
+                <w:szCs w:val="19"/>
+              </w:rPr>
+              <w:t xml:space="preserve">・90日間のメール質問サポート（期間中のご質問にお答えします）</w:t>
+            </w:r>
+          </w:p>
+          <w:p>
+            <w:pPr>
+              <w:spacing w:after="60" w:line="350" w:lineRule="auto"/>
+            </w:pPr>
+            <w:r>
+              <w:rPr>
+                <w:rFonts w:ascii="Georgia" w:eastAsia="游明朝" w:hAnsi="Georgia"/>
+                <w:color w:val="23201F"/>
+                <w:sz w:val="19"/>
+                <w:szCs w:val="19"/>
+              </w:rPr>
+              <w:t xml:space="preserve">・動画・音声解説（教材の要点／失業手当・傷病手当金のポイント）</w:t>
             </w:r>
           </w:p>
           <w:p>
@@ -1440,7 +1408,7 @@
                 <w:sz w:val="19"/>
                 <w:szCs w:val="19"/>
               </w:rPr>
-              <w:t xml:space="preserve">・雇用保険・健康保険・税などの個別の受給可否の判断や、手続きの代行は行いません（公的窓口や社会保険労務士・税理士等の専門家の領域です）。本プログラムは情報の整理と選択肢の提示までを一緒に行い、必要な確認先へご案内します。</w:t>
+              <w:t xml:space="preserve">・雇用保険・健康保険・税などの個別の受給可否の判断や、手続きの代行は行いません（公的窓口や社会保険労務士・税理士等の専門家の領域です）。情報の整理と選択肢の提示までを行い、必要な確認先へご案内します。</w:t>
             </w:r>
           </w:p>
           <w:p>
@@ -1484,21 +1452,21 @@
                 <w:sz w:val="19"/>
                 <w:szCs w:val="19"/>
               </w:rPr>
-              <w:t xml:space="preserve">・オンライン（面談はZoom等）。プログラム期間：ご購入日から90日。</w:t>
-            </w:r>
-          </w:p>
-          <w:p>
-            <w:pPr>
-              <w:spacing w:after="60" w:line="350" w:lineRule="auto"/>
-            </w:pPr>
-            <w:r>
-              <w:rPr>
-                <w:rFonts w:ascii="Georgia" w:eastAsia="游明朝" w:hAnsi="Georgia"/>
-                <w:color w:val="23201F"/>
-                <w:sz w:val="19"/>
-                <w:szCs w:val="19"/>
-              </w:rPr>
-              <w:t xml:space="preserve">・教材はご購入後にダウンロード。面談日程は購入後に調整します。</w:t>
+              <w:t xml:space="preserve">・オンライン（セッションはZoom等・90分×1回）。プログラム期間：ご購入日から90日。</w:t>
+            </w:r>
+          </w:p>
+          <w:p>
+            <w:pPr>
+              <w:spacing w:after="60" w:line="350" w:lineRule="auto"/>
+            </w:pPr>
+            <w:r>
+              <w:rPr>
+                <w:rFonts w:ascii="Georgia" w:eastAsia="游明朝" w:hAnsi="Georgia"/>
+                <w:color w:val="23201F"/>
+                <w:sz w:val="19"/>
+                <w:szCs w:val="19"/>
+              </w:rPr>
+              <w:t xml:space="preserve">・教材・動画はご購入後にご案内。セッション日程は購入後に調整します。</w:t>
             </w:r>
           </w:p>
           <w:p>
@@ -1526,7 +1494,7 @@
                 <w:sz w:val="19"/>
                 <w:szCs w:val="19"/>
               </w:rPr>
-              <w:t xml:space="preserve">・30日間返金保証：初回面談を受けたうえでご満足いただけない場合、購入後30日以内にお申し出いただければ全額返金します（詳細条件は特商法・保証規定に記載）。</w:t>
+              <w:t xml:space="preserve">・30日間返金保証：個別セッションを受けたうえでご満足いただけない場合、購入後30日以内にお申し出いただければ全額返金します（詳細条件は特商法・保証規定に記載）。</w:t>
             </w:r>
           </w:p>
         </w:tc>
@@ -1727,35 +1695,35 @@
                 <w:sz w:val="19"/>
                 <w:szCs w:val="19"/>
               </w:rPr>
-              <w:t xml:space="preserve">商品代金以外の必要料金：なし（オンライン提供のため送料等は不要／通信に必要な通信料はお客様負担）</w:t>
-            </w:r>
-          </w:p>
-          <w:p>
-            <w:pPr>
-              <w:spacing w:after="60" w:line="350" w:lineRule="auto"/>
-            </w:pPr>
-            <w:r>
-              <w:rPr>
-                <w:rFonts w:ascii="Georgia" w:eastAsia="游明朝" w:hAnsi="Georgia"/>
-                <w:color w:val="23201F"/>
-                <w:sz w:val="19"/>
-                <w:szCs w:val="19"/>
-              </w:rPr>
-              <w:t xml:space="preserve">提供内容：デジタル教材（PDF）の提供、およびオンライン個別面談（初回90分＋フォロー3回）・90日間の質問サポート等の役務</w:t>
-            </w:r>
-          </w:p>
-          <w:p>
-            <w:pPr>
-              <w:spacing w:after="60" w:line="350" w:lineRule="auto"/>
-            </w:pPr>
-            <w:r>
-              <w:rPr>
-                <w:rFonts w:ascii="Georgia" w:eastAsia="游明朝" w:hAnsi="Georgia"/>
-                <w:color w:val="23201F"/>
-                <w:sz w:val="19"/>
-                <w:szCs w:val="19"/>
-              </w:rPr>
-              <w:t xml:space="preserve">提供期間：ご購入日から90日間（面談日程はご購入後に調整します）</w:t>
+              <w:t xml:space="preserve">商品代金以外の必要料金：なし（オンライン提供のため送料等は不要／通信料はお客様負担）</w:t>
+            </w:r>
+          </w:p>
+          <w:p>
+            <w:pPr>
+              <w:spacing w:after="60" w:line="350" w:lineRule="auto"/>
+            </w:pPr>
+            <w:r>
+              <w:rPr>
+                <w:rFonts w:ascii="Georgia" w:eastAsia="游明朝" w:hAnsi="Georgia"/>
+                <w:color w:val="23201F"/>
+                <w:sz w:val="19"/>
+                <w:szCs w:val="19"/>
+              </w:rPr>
+              <w:t xml:space="preserve">提供内容：デジタル教材（PDF）および解説動画の提供、オンライン個別セッション（90分・1回）、個別カルテの作成・提供、90日間のメール質問サポート等の役務</w:t>
+            </w:r>
+          </w:p>
+          <w:p>
+            <w:pPr>
+              <w:spacing w:after="60" w:line="350" w:lineRule="auto"/>
+            </w:pPr>
+            <w:r>
+              <w:rPr>
+                <w:rFonts w:ascii="Georgia" w:eastAsia="游明朝" w:hAnsi="Georgia"/>
+                <w:color w:val="23201F"/>
+                <w:sz w:val="19"/>
+                <w:szCs w:val="19"/>
+              </w:rPr>
+              <w:t xml:space="preserve">提供期間：ご購入日から90日間（個別セッションの日程はご購入後に調整します）</w:t>
             </w:r>
           </w:p>
           <w:p>
@@ -1797,35 +1765,35 @@
                 <w:sz w:val="19"/>
                 <w:szCs w:val="19"/>
               </w:rPr>
-              <w:t xml:space="preserve">商品・役務の提供時期：教材は決済完了後ただちにダウンロードURLをご案内します。面談は日程調整のうえ実施します</w:t>
-            </w:r>
-          </w:p>
-          <w:p>
-            <w:pPr>
-              <w:spacing w:after="60" w:line="350" w:lineRule="auto"/>
-            </w:pPr>
-            <w:r>
-              <w:rPr>
-                <w:rFonts w:ascii="Georgia" w:eastAsia="游明朝" w:hAnsi="Georgia"/>
-                <w:color w:val="23201F"/>
-                <w:sz w:val="19"/>
-                <w:szCs w:val="19"/>
-              </w:rPr>
-              <w:t xml:space="preserve">返品・キャンセル：デジタル教材の性質上、購入後の返品・返金は原則お受けできません。ただし「30日間返金保証」の条件（初回面談を受けたうえで、ご購入後30日以内にお申し出）を満たす場合は、当社規定により全額返金します。なお、通信販売のため特定商取引法上のクーリング・オフ制度の適用はありません。ファイルが開けない等の不具合は下記メールアドレスへご連絡ください</w:t>
-            </w:r>
-          </w:p>
-          <w:p>
-            <w:pPr>
-              <w:spacing w:after="60" w:line="350" w:lineRule="auto"/>
-            </w:pPr>
-            <w:r>
-              <w:rPr>
-                <w:rFonts w:ascii="Georgia" w:eastAsia="游明朝" w:hAnsi="Georgia"/>
-                <w:color w:val="23201F"/>
-                <w:sz w:val="19"/>
-                <w:szCs w:val="19"/>
-              </w:rPr>
-              <w:t xml:space="preserve">動作環境：PDFが閲覧できる環境、およびオンライン面談が可能な通信環境（カメラ・マイク等）</w:t>
+              <w:t xml:space="preserve">商品・役務の提供時期：教材・動画は決済完了後ただちにダウンロードURL等をご案内します。個別セッションは日程調整のうえ1回実施し、メール質問サポートはプログラム期間（90日）中に提供します</w:t>
+            </w:r>
+          </w:p>
+          <w:p>
+            <w:pPr>
+              <w:spacing w:after="60" w:line="350" w:lineRule="auto"/>
+            </w:pPr>
+            <w:r>
+              <w:rPr>
+                <w:rFonts w:ascii="Georgia" w:eastAsia="游明朝" w:hAnsi="Georgia"/>
+                <w:color w:val="23201F"/>
+                <w:sz w:val="19"/>
+                <w:szCs w:val="19"/>
+              </w:rPr>
+              <w:t xml:space="preserve">返品・キャンセル：デジタル教材の性質上、購入後の返品・返金は原則お受けできません。ただし「30日間返金保証」の条件（個別セッションを受けたうえで、ご購入後30日以内にお申し出）を満たす場合は、当社規定により全額返金します。なお、通信販売のため特定商取引法上のクーリング・オフ制度の適用はありません。ファイルが開けない等の不具合は下記メールアドレスへご連絡ください</w:t>
+            </w:r>
+          </w:p>
+          <w:p>
+            <w:pPr>
+              <w:spacing w:after="60" w:line="350" w:lineRule="auto"/>
+            </w:pPr>
+            <w:r>
+              <w:rPr>
+                <w:rFonts w:ascii="Georgia" w:eastAsia="游明朝" w:hAnsi="Georgia"/>
+                <w:color w:val="23201F"/>
+                <w:sz w:val="19"/>
+                <w:szCs w:val="19"/>
+              </w:rPr>
+              <w:t xml:space="preserve">動作環境：PDF・動画が視聴できる環境、およびオンライン個別セッションが可能な通信環境（カメラ・マイク等）</w:t>
             </w:r>
           </w:p>
         </w:tc>
@@ -1912,7 +1880,7 @@
                 <w:sz w:val="19"/>
                 <w:szCs w:val="19"/>
               </w:rPr>
-              <w:t xml:space="preserve">【士業の線引き（最重要）】</w:t>
+              <w:t xml:space="preserve">【メールサポートの範囲を決める】</w:t>
             </w:r>
           </w:p>
           <w:p>
@@ -1927,7 +1895,7 @@
                 <w:sz w:val="19"/>
                 <w:szCs w:val="19"/>
               </w:rPr>
-              <w:t xml:space="preserve">・面談で「あなたは失業手当を○円もらえる」「この手続きをすれば受給できる」等の“個別の可否判断・断定・手続き代行”はしないこと。社会保険労務士・税理士・弁護士の独占業務に触れ得ます。教材と同じく「制度の考え方・選択肢の整理」までにとどめ、可否・手続きは公的窓口／専門家へ、と案内。</w:t>
+              <w:t xml:space="preserve">・負担が読めなくなるので、回数上限（例：期間内10問まで）か「無制限だが回答は◯営業日以内」を決め、販売ページ／特商法の〔目安◯営業日以内〕を具体化し、その通り運用する。</w:t>
             </w:r>
           </w:p>
           <w:p>
@@ -1943,7 +1911,7 @@
                 <w:sz w:val="19"/>
                 <w:szCs w:val="19"/>
               </w:rPr>
-              <w:t xml:space="preserve">【成果を保証しない】</w:t>
+              <w:t xml:space="preserve">【動画・音声は事前収録で工数一定】</w:t>
             </w:r>
           </w:p>
           <w:p>
@@ -1958,7 +1926,7 @@
                 <w:sz w:val="19"/>
                 <w:szCs w:val="19"/>
               </w:rPr>
-              <w:t xml:space="preserve">・「必ず収入が上がる／年収アップ／給付がもらえる／ECで稼げる」等はNG（景表法・特商法）。プログラムの約束は“意思決定の支援”であって金銭的成果ではない、と一貫させる。</w:t>
+              <w:t xml:space="preserve">・一度作れば全購入者に使い回せる＝ライブ時間を増やさず価値を足せる。教材の要点＋失業手当／傷病手当金の解説を各10〜20分で数本用意すると効果的。</w:t>
             </w:r>
           </w:p>
           <w:p>
@@ -1974,7 +1942,7 @@
                 <w:sz w:val="19"/>
                 <w:szCs w:val="19"/>
               </w:rPr>
-              <w:t xml:space="preserve">【返金保証は条件を明確に】</w:t>
+              <w:t xml:space="preserve">【個別セッションは1回＝オンボーディングに集中】</w:t>
             </w:r>
           </w:p>
           <w:p>
@@ -1989,7 +1957,7 @@
                 <w:sz w:val="19"/>
                 <w:szCs w:val="19"/>
               </w:rPr>
-              <w:t xml:space="preserve">・「初回面談を1回以上受けたうえで、購入後30日以内に申し出」など条件をはっきり書き、実際にその通り運用する（保証をうたって応じないのは違反）。</w:t>
+              <w:t xml:space="preserve">・90分で「現状整理→方向性→90日の使い方」まで導く設計に。録画を本人に渡すと満足度が上がる（要同意）。</w:t>
             </w:r>
           </w:p>
           <w:p>
@@ -2005,7 +1973,7 @@
                 <w:sz w:val="19"/>
                 <w:szCs w:val="19"/>
               </w:rPr>
-              <w:t xml:space="preserve">【EC（fedick）紹介】</w:t>
+              <w:t xml:space="preserve">【士業の線引き（最重要）】</w:t>
             </w:r>
           </w:p>
           <w:p>
@@ -2020,7 +1988,7 @@
                 <w:sz w:val="19"/>
                 <w:szCs w:val="19"/>
               </w:rPr>
-              <w:t xml:space="preserve">・希望者のみ・勧誘しない・報酬や収益を保証しない・紹介料を受け取るなら開示。プログラム価格の根拠をEC収入に結びつけない（“EC前提の高額プログラム”＝業務提供誘引販売等の疑義を避ける）。</w:t>
+              <w:t xml:space="preserve">・「あなたは失業手当を○円もらえる」「この手続きをすれば受給できる」等の個別の可否判断・断定・手続き代行はしない（社労士・税理士・弁護士の独占業務）。制度の考え方・選択肢の整理までにとどめ、可否・手続きは公的窓口／専門家へ案内。</w:t>
             </w:r>
           </w:p>
           <w:p>
@@ -2036,7 +2004,7 @@
                 <w:sz w:val="19"/>
                 <w:szCs w:val="19"/>
               </w:rPr>
-              <w:t xml:space="preserve">【売り方】</w:t>
+              <w:t xml:space="preserve">【成果を保証しない】</w:t>
             </w:r>
           </w:p>
           <w:p>
@@ -2051,7 +2019,7 @@
                 <w:sz w:val="19"/>
                 <w:szCs w:val="19"/>
               </w:rPr>
-              <w:t xml:space="preserve">・対面はご説明まで。購入はご本人がオンラインで（対面その場決済は訪問販売＝書面交付・クーリングオフ8日の義務）。口コミ・実績は実在・許可済みのみ（架空・盛りはステマ規制／景表法違反）。</w:t>
+              <w:t xml:space="preserve">・「必ず収入が上がる／年収アップ／給付がもらえる／ECで稼げる」等はNG（景表法・特商法）。約束は“意思決定の支援”であって金銭的成果ではない、と一貫させる。</w:t>
             </w:r>
           </w:p>
           <w:p>
@@ -2067,7 +2035,7 @@
                 <w:sz w:val="19"/>
                 <w:szCs w:val="19"/>
               </w:rPr>
-              <w:t xml:space="preserve">【分割販売時】</w:t>
+              <w:t xml:space="preserve">【返金保証は条件を明確に】</w:t>
             </w:r>
           </w:p>
           <w:p>
@@ -2082,7 +2050,7 @@
                 <w:sz w:val="19"/>
                 <w:szCs w:val="19"/>
               </w:rPr>
-              <w:t xml:space="preserve">・分割にする場合は総額・支払回数・各回金額を明示。メンバーペイの決済仕様に合わせる。</w:t>
+              <w:t xml:space="preserve">・「個別セッションを受けたうえで、購入後30日以内に申し出」など条件をはっきり書き、その通り運用する（保証をうたって応じないのは違反）。</w:t>
             </w:r>
           </w:p>
           <w:p>
@@ -2098,7 +2066,7 @@
                 <w:sz w:val="19"/>
                 <w:szCs w:val="19"/>
               </w:rPr>
-              <w:t xml:space="preserve">【最終チェック】</w:t>
+              <w:t xml:space="preserve">【EC（fedick）紹介】</w:t>
             </w:r>
           </w:p>
           <w:p>
@@ -2113,7 +2081,38 @@
                 <w:sz w:val="19"/>
                 <w:szCs w:val="19"/>
               </w:rPr>
-              <w:t xml:space="preserve">・高額かつ役務を含むため、最終的な文面・返金規定・EC紹介の座組は、消費者庁「特定商取引法ガイド」の確認、または行政書士・弁護士にレビューを受けると安全。本資料は一般的な情報提供で法的助言ではありません。</w:t>
+              <w:t xml:space="preserve">・希望者のみ・勧誘しない・報酬や収益を保証しない・紹介料を受け取るなら開示。価格の根拠をEC収入に結びつけない。</w:t>
+            </w:r>
+          </w:p>
+          <w:p>
+            <w:pPr>
+              <w:spacing w:after="50" w:before="120"/>
+            </w:pPr>
+            <w:r>
+              <w:rPr>
+                <w:rFonts w:ascii="Segoe UI" w:eastAsia="游ゴシック" w:hAnsi="Segoe UI"/>
+                <w:b/>
+                <w:bCs/>
+                <w:color w:val="591826"/>
+                <w:sz w:val="19"/>
+                <w:szCs w:val="19"/>
+              </w:rPr>
+              <w:t xml:space="preserve">【売り方・その他】</w:t>
+            </w:r>
+          </w:p>
+          <w:p>
+            <w:pPr>
+              <w:spacing w:after="50" w:line="340" w:lineRule="auto"/>
+              <w:ind w:left="260" w:hanging="260"/>
+            </w:pPr>
+            <w:r>
+              <w:rPr>
+                <w:rFonts w:ascii="Georgia" w:eastAsia="游明朝" w:hAnsi="Georgia"/>
+                <w:color w:val="23201F"/>
+                <w:sz w:val="19"/>
+                <w:szCs w:val="19"/>
+              </w:rPr>
+              <w:t xml:space="preserve">・対面はご説明まで（購入は本人がオンラインで＝訪問販売化を回避）。口コミ・実績は実在・許可済みのみ。分割販売時は総額・回数・各回金額を明示。高額かつ役務を含むため、最終文面・返金規定・EC紹介の座組は消費者庁「特定商取引法ガイド」確認または行政書士・弁護士のレビューを推奨。本資料は一般的な情報提供で法的助言ではありません。</w:t>
             </w:r>
           </w:p>
         </w:tc>
